--- a/Knowledge/3-Work knowledge/1-Software Engineering/2-General Technologies/9-Databases/5-My Source/1-Intro to Databases/3-Database Management System components/6-Buffer Manager.docx
+++ b/Knowledge/3-Work knowledge/1-Software Engineering/2-General Technologies/9-Databases/5-My Source/1-Intro to Databases/3-Database Management System components/6-Buffer Manager.docx
@@ -31,6 +31,7 @@
       </w:pPr>
       <w:r>
         <w:rPr>
+          <w:rFonts w:ascii="Arial" w:hAnsi="Arial" w:eastAsia="Arial"/>
           <w:b/>
           <w:color w:val="000000"/>
           <w:sz w:val="18"/>
@@ -40,6 +41,7 @@
       </w:r>
       <w:r>
         <w:rPr>
+          <w:rFonts w:ascii="Arial" w:hAnsi="Arial" w:eastAsia="Arial"/>
           <w:color w:val="000000"/>
           <w:sz w:val="18"/>
           <w:highlight w:val="lightGray"/>
@@ -48,6 +50,7 @@
       </w:r>
       <w:r>
         <w:rPr>
+          <w:rFonts w:ascii="Arial" w:hAnsi="Arial" w:eastAsia="Arial"/>
           <w:b/>
           <w:color w:val="000000"/>
           <w:sz w:val="18"/>
@@ -57,6 +60,7 @@
       </w:r>
       <w:r>
         <w:rPr>
+          <w:rFonts w:ascii="Arial" w:hAnsi="Arial" w:eastAsia="Arial"/>
           <w:color w:val="000000"/>
           <w:sz w:val="18"/>
           <w:highlight w:val="lightGray"/>
@@ -65,6 +69,7 @@
       </w:r>
       <w:r>
         <w:rPr>
+          <w:rFonts w:ascii="Arial" w:hAnsi="Arial" w:eastAsia="Arial"/>
           <w:b/>
           <w:color w:val="000000"/>
           <w:sz w:val="18"/>
@@ -74,6 +79,7 @@
       </w:r>
       <w:r>
         <w:rPr>
+          <w:rFonts w:ascii="Arial" w:hAnsi="Arial" w:eastAsia="Arial"/>
           <w:color w:val="000000"/>
           <w:sz w:val="18"/>
           <w:highlight w:val="lightGray"/>
@@ -241,6 +247,7 @@
       </w:pPr>
       <w:r>
         <w:rPr>
+          <w:rFonts w:ascii="Arial" w:hAnsi="Arial" w:eastAsia="Arial"/>
           <w:b/>
           <w:color w:val="000000"/>
           <w:sz w:val="18"/>
@@ -250,6 +257,7 @@
       </w:r>
       <w:r>
         <w:rPr>
+          <w:rFonts w:ascii="Arial" w:hAnsi="Arial" w:eastAsia="Arial"/>
           <w:color w:val="000000"/>
           <w:sz w:val="18"/>
           <w:highlight w:val="lightGray"/>
@@ -258,6 +266,7 @@
       </w:r>
       <w:r>
         <w:rPr>
+          <w:rFonts w:ascii="Arial" w:hAnsi="Arial" w:eastAsia="Arial"/>
           <w:b/>
           <w:color w:val="000000"/>
           <w:sz w:val="18"/>
@@ -267,6 +276,7 @@
       </w:r>
       <w:r>
         <w:rPr>
+          <w:rFonts w:ascii="Arial" w:hAnsi="Arial" w:eastAsia="Arial"/>
           <w:color w:val="000000"/>
           <w:sz w:val="18"/>
           <w:highlight w:val="lightGray"/>
@@ -275,6 +285,7 @@
       </w:r>
       <w:r>
         <w:rPr>
+          <w:rFonts w:ascii="Arial" w:hAnsi="Arial" w:eastAsia="Arial"/>
           <w:b/>
           <w:color w:val="000000"/>
           <w:sz w:val="18"/>
@@ -284,6 +295,7 @@
       </w:r>
       <w:r>
         <w:rPr>
+          <w:rFonts w:ascii="Arial" w:hAnsi="Arial" w:eastAsia="Arial"/>
           <w:color w:val="000000"/>
           <w:sz w:val="18"/>
           <w:highlight w:val="lightGray"/>
@@ -528,6 +540,7 @@
       </w:pPr>
       <w:r>
         <w:rPr>
+          <w:rFonts w:ascii="Arial" w:hAnsi="Arial" w:eastAsia="Arial"/>
           <w:b/>
           <w:color w:val="000000"/>
           <w:sz w:val="18"/>
@@ -537,6 +550,7 @@
       </w:r>
       <w:r>
         <w:rPr>
+          <w:rFonts w:ascii="Arial" w:hAnsi="Arial" w:eastAsia="Arial"/>
           <w:color w:val="000000"/>
           <w:sz w:val="18"/>
           <w:highlight w:val="lightGray"/>
@@ -545,6 +559,7 @@
       </w:r>
       <w:r>
         <w:rPr>
+          <w:rFonts w:ascii="Arial" w:hAnsi="Arial" w:eastAsia="Arial"/>
           <w:b/>
           <w:color w:val="000000"/>
           <w:sz w:val="18"/>
@@ -554,6 +569,7 @@
       </w:r>
       <w:r>
         <w:rPr>
+          <w:rFonts w:ascii="Arial" w:hAnsi="Arial" w:eastAsia="Arial"/>
           <w:color w:val="000000"/>
           <w:sz w:val="18"/>
           <w:highlight w:val="lightGray"/>
@@ -562,6 +578,7 @@
       </w:r>
       <w:r>
         <w:rPr>
+          <w:rFonts w:ascii="Arial" w:hAnsi="Arial" w:eastAsia="Arial"/>
           <w:b/>
           <w:color w:val="000000"/>
           <w:sz w:val="18"/>
@@ -571,6 +588,7 @@
       </w:r>
       <w:r>
         <w:rPr>
+          <w:rFonts w:ascii="Arial" w:hAnsi="Arial" w:eastAsia="Arial"/>
           <w:color w:val="000000"/>
           <w:sz w:val="18"/>
           <w:highlight w:val="lightGray"/>
@@ -1080,6 +1098,7 @@
       </w:pPr>
       <w:r>
         <w:rPr>
+          <w:rFonts w:ascii="Arial" w:hAnsi="Arial" w:eastAsia="Arial"/>
           <w:b/>
           <w:color w:val="000000"/>
           <w:sz w:val="18"/>
@@ -1089,6 +1108,7 @@
       </w:r>
       <w:r>
         <w:rPr>
+          <w:rFonts w:ascii="Arial" w:hAnsi="Arial" w:eastAsia="Arial"/>
           <w:color w:val="000000"/>
           <w:sz w:val="18"/>
           <w:highlight w:val="lightGray"/>
@@ -1097,6 +1117,7 @@
       </w:r>
       <w:r>
         <w:rPr>
+          <w:rFonts w:ascii="Arial" w:hAnsi="Arial" w:eastAsia="Arial"/>
           <w:b/>
           <w:color w:val="000000"/>
           <w:sz w:val="18"/>
@@ -1106,6 +1127,7 @@
       </w:r>
       <w:r>
         <w:rPr>
+          <w:rFonts w:ascii="Arial" w:hAnsi="Arial" w:eastAsia="Arial"/>
           <w:color w:val="000000"/>
           <w:sz w:val="18"/>
           <w:highlight w:val="lightGray"/>
@@ -1114,6 +1136,7 @@
       </w:r>
       <w:r>
         <w:rPr>
+          <w:rFonts w:ascii="Arial" w:hAnsi="Arial" w:eastAsia="Arial"/>
           <w:b/>
           <w:color w:val="000000"/>
           <w:sz w:val="18"/>
@@ -1123,6 +1146,7 @@
       </w:r>
       <w:r>
         <w:rPr>
+          <w:rFonts w:ascii="Arial" w:hAnsi="Arial" w:eastAsia="Arial"/>
           <w:color w:val="000000"/>
           <w:sz w:val="18"/>
           <w:highlight w:val="lightGray"/>
@@ -1245,6 +1269,7 @@
       </w:pPr>
       <w:r>
         <w:rPr>
+          <w:rFonts w:ascii="Arial" w:hAnsi="Arial" w:eastAsia="Arial"/>
           <w:b/>
           <w:color w:val="000000"/>
           <w:sz w:val="18"/>
@@ -1254,6 +1279,7 @@
       </w:r>
       <w:r>
         <w:rPr>
+          <w:rFonts w:ascii="Arial" w:hAnsi="Arial" w:eastAsia="Arial"/>
           <w:color w:val="000000"/>
           <w:sz w:val="18"/>
           <w:highlight w:val="lightGray"/>
@@ -1262,6 +1288,7 @@
       </w:r>
       <w:r>
         <w:rPr>
+          <w:rFonts w:ascii="Arial" w:hAnsi="Arial" w:eastAsia="Arial"/>
           <w:b/>
           <w:color w:val="000000"/>
           <w:sz w:val="18"/>
@@ -1271,6 +1298,7 @@
       </w:r>
       <w:r>
         <w:rPr>
+          <w:rFonts w:ascii="Arial" w:hAnsi="Arial" w:eastAsia="Arial"/>
           <w:color w:val="000000"/>
           <w:sz w:val="18"/>
           <w:highlight w:val="lightGray"/>
@@ -1279,6 +1307,7 @@
       </w:r>
       <w:r>
         <w:rPr>
+          <w:rFonts w:ascii="Arial" w:hAnsi="Arial" w:eastAsia="Arial"/>
           <w:b/>
           <w:color w:val="000000"/>
           <w:sz w:val="18"/>
@@ -1288,6 +1317,7 @@
       </w:r>
       <w:r>
         <w:rPr>
+          <w:rFonts w:ascii="Arial" w:hAnsi="Arial" w:eastAsia="Arial"/>
           <w:color w:val="000000"/>
           <w:sz w:val="18"/>
           <w:highlight w:val="lightGray"/>
@@ -1696,6 +1726,7 @@
       </w:pPr>
       <w:r>
         <w:rPr>
+          <w:rFonts w:ascii="Arial" w:hAnsi="Arial" w:eastAsia="Arial"/>
           <w:b/>
           <w:color w:val="000000"/>
           <w:sz w:val="18"/>
@@ -1705,6 +1736,7 @@
       </w:r>
       <w:r>
         <w:rPr>
+          <w:rFonts w:ascii="Arial" w:hAnsi="Arial" w:eastAsia="Arial"/>
           <w:color w:val="000000"/>
           <w:sz w:val="18"/>
           <w:highlight w:val="lightGray"/>
@@ -1713,6 +1745,7 @@
       </w:r>
       <w:r>
         <w:rPr>
+          <w:rFonts w:ascii="Arial" w:hAnsi="Arial" w:eastAsia="Arial"/>
           <w:b/>
           <w:color w:val="000000"/>
           <w:sz w:val="18"/>
@@ -1722,6 +1755,7 @@
       </w:r>
       <w:r>
         <w:rPr>
+          <w:rFonts w:ascii="Arial" w:hAnsi="Arial" w:eastAsia="Arial"/>
           <w:color w:val="000000"/>
           <w:sz w:val="18"/>
           <w:highlight w:val="lightGray"/>
@@ -1730,6 +1764,7 @@
       </w:r>
       <w:r>
         <w:rPr>
+          <w:rFonts w:ascii="Arial" w:hAnsi="Arial" w:eastAsia="Arial"/>
           <w:b/>
           <w:color w:val="000000"/>
           <w:sz w:val="18"/>
@@ -1739,6 +1774,7 @@
       </w:r>
       <w:r>
         <w:rPr>
+          <w:rFonts w:ascii="Arial" w:hAnsi="Arial" w:eastAsia="Arial"/>
           <w:color w:val="000000"/>
           <w:sz w:val="18"/>
           <w:highlight w:val="lightGray"/>
@@ -2084,6 +2120,7 @@
       </w:pPr>
       <w:r>
         <w:rPr>
+          <w:rFonts w:ascii="Arial" w:hAnsi="Arial" w:eastAsia="Arial"/>
           <w:b/>
           <w:color w:val="000000"/>
           <w:sz w:val="18"/>
@@ -2093,6 +2130,7 @@
       </w:r>
       <w:r>
         <w:rPr>
+          <w:rFonts w:ascii="Arial" w:hAnsi="Arial" w:eastAsia="Arial"/>
           <w:color w:val="000000"/>
           <w:sz w:val="18"/>
           <w:highlight w:val="lightGray"/>
@@ -2101,6 +2139,7 @@
       </w:r>
       <w:r>
         <w:rPr>
+          <w:rFonts w:ascii="Arial" w:hAnsi="Arial" w:eastAsia="Arial"/>
           <w:b/>
           <w:color w:val="000000"/>
           <w:sz w:val="18"/>
@@ -2110,6 +2149,7 @@
       </w:r>
       <w:r>
         <w:rPr>
+          <w:rFonts w:ascii="Arial" w:hAnsi="Arial" w:eastAsia="Arial"/>
           <w:color w:val="000000"/>
           <w:sz w:val="18"/>
           <w:highlight w:val="lightGray"/>
@@ -2118,6 +2158,7 @@
       </w:r>
       <w:r>
         <w:rPr>
+          <w:rFonts w:ascii="Arial" w:hAnsi="Arial" w:eastAsia="Arial"/>
           <w:b/>
           <w:color w:val="000000"/>
           <w:sz w:val="18"/>
@@ -2127,6 +2168,7 @@
       </w:r>
       <w:r>
         <w:rPr>
+          <w:rFonts w:ascii="Arial" w:hAnsi="Arial" w:eastAsia="Arial"/>
           <w:color w:val="000000"/>
           <w:sz w:val="18"/>
           <w:highlight w:val="lightGray"/>
@@ -2572,6 +2614,7 @@
       </w:pPr>
       <w:r>
         <w:rPr>
+          <w:rFonts w:ascii="Arial" w:hAnsi="Arial" w:eastAsia="Arial"/>
           <w:b/>
           <w:color w:val="000000"/>
           <w:sz w:val="18"/>
@@ -2581,6 +2624,7 @@
       </w:r>
       <w:r>
         <w:rPr>
+          <w:rFonts w:ascii="Arial" w:hAnsi="Arial" w:eastAsia="Arial"/>
           <w:color w:val="000000"/>
           <w:sz w:val="18"/>
           <w:highlight w:val="lightGray"/>
@@ -2589,6 +2633,7 @@
       </w:r>
       <w:r>
         <w:rPr>
+          <w:rFonts w:ascii="Arial" w:hAnsi="Arial" w:eastAsia="Arial"/>
           <w:b/>
           <w:color w:val="000000"/>
           <w:sz w:val="18"/>
@@ -2598,6 +2643,7 @@
       </w:r>
       <w:r>
         <w:rPr>
+          <w:rFonts w:ascii="Arial" w:hAnsi="Arial" w:eastAsia="Arial"/>
           <w:color w:val="000000"/>
           <w:sz w:val="18"/>
           <w:highlight w:val="lightGray"/>
@@ -2606,6 +2652,7 @@
       </w:r>
       <w:r>
         <w:rPr>
+          <w:rFonts w:ascii="Arial" w:hAnsi="Arial" w:eastAsia="Arial"/>
           <w:b/>
           <w:color w:val="000000"/>
           <w:sz w:val="18"/>
@@ -2615,6 +2662,7 @@
       </w:r>
       <w:r>
         <w:rPr>
+          <w:rFonts w:ascii="Arial" w:hAnsi="Arial" w:eastAsia="Arial"/>
           <w:color w:val="000000"/>
           <w:sz w:val="18"/>
           <w:highlight w:val="lightGray"/>
@@ -2757,6 +2805,7 @@
       </w:pPr>
       <w:r>
         <w:rPr>
+          <w:rFonts w:ascii="Arial" w:hAnsi="Arial" w:eastAsia="Arial"/>
           <w:b/>
           <w:color w:val="000000"/>
           <w:sz w:val="18"/>
@@ -2766,6 +2815,7 @@
       </w:r>
       <w:r>
         <w:rPr>
+          <w:rFonts w:ascii="Arial" w:hAnsi="Arial" w:eastAsia="Arial"/>
           <w:color w:val="000000"/>
           <w:sz w:val="18"/>
           <w:highlight w:val="lightGray"/>
@@ -2774,6 +2824,7 @@
       </w:r>
       <w:r>
         <w:rPr>
+          <w:rFonts w:ascii="Arial" w:hAnsi="Arial" w:eastAsia="Arial"/>
           <w:b/>
           <w:color w:val="000000"/>
           <w:sz w:val="18"/>
@@ -2783,6 +2834,7 @@
       </w:r>
       <w:r>
         <w:rPr>
+          <w:rFonts w:ascii="Arial" w:hAnsi="Arial" w:eastAsia="Arial"/>
           <w:color w:val="000000"/>
           <w:sz w:val="18"/>
           <w:highlight w:val="lightGray"/>
@@ -2791,6 +2843,7 @@
       </w:r>
       <w:r>
         <w:rPr>
+          <w:rFonts w:ascii="Arial" w:hAnsi="Arial" w:eastAsia="Arial"/>
           <w:b/>
           <w:color w:val="000000"/>
           <w:sz w:val="18"/>
@@ -2800,6 +2853,7 @@
       </w:r>
       <w:r>
         <w:rPr>
+          <w:rFonts w:ascii="Arial" w:hAnsi="Arial" w:eastAsia="Arial"/>
           <w:color w:val="000000"/>
           <w:sz w:val="18"/>
           <w:highlight w:val="lightGray"/>

--- a/Knowledge/3-Work knowledge/1-Software Engineering/2-General Technologies/9-Databases/5-My Source/1-Intro to Databases/3-Database Management System components/6-Buffer Manager.docx
+++ b/Knowledge/3-Work knowledge/1-Software Engineering/2-General Technologies/9-Databases/5-My Source/1-Intro to Databases/3-Database Management System components/6-Buffer Manager.docx
@@ -9,6 +9,9 @@
       <w:bookmarkStart w:id="0" w:name="_bxhieuzh51du" w:colFirst="0" w:colLast="0"/>
       <w:bookmarkEnd w:id="0"/>
       <w:r>
+        <w:rPr>
+          <w:rFonts w:ascii="Calibri Light" w:hAnsi="Calibri Light" w:eastAsia="Calibri Light"/>
+        </w:rPr>
         <w:t>Buffer Manager</w:t>
       </w:r>
     </w:p>
@@ -22,6 +25,9 @@
       <w:bookmarkStart w:id="1" w:name="_1pyp3ynf5env" w:colFirst="0" w:colLast="0"/>
       <w:bookmarkEnd w:id="1"/>
       <w:r>
+        <w:rPr>
+          <w:rFonts w:ascii="Calibri Light" w:hAnsi="Calibri Light" w:eastAsia="Calibri Light"/>
+        </w:rPr>
         <w:t>🧠 What Is a Buffer Manager in a DBMS?</w:t>
       </w:r>
     </w:p>
@@ -233,6 +239,7 @@
       <w:bookmarkEnd w:id="2"/>
       <w:r>
         <w:rPr>
+          <w:rFonts w:ascii="Calibri Light" w:hAnsi="Calibri Light" w:eastAsia="Calibri Light"/>
           <w:b/>
           <w:bCs/>
           <w:sz w:val="34"/>
@@ -519,6 +526,7 @@
       <w:bookmarkEnd w:id="3"/>
       <w:r>
         <w:rPr>
+          <w:rFonts w:ascii="Calibri Light" w:hAnsi="Calibri Light" w:eastAsia="Calibri Light"/>
           <w:b/>
           <w:bCs/>
           <w:sz w:val="34"/>
@@ -1077,6 +1085,7 @@
       <w:bookmarkEnd w:id="4"/>
       <w:r>
         <w:rPr>
+          <w:rFonts w:ascii="Calibri Light" w:hAnsi="Calibri Light" w:eastAsia="Calibri Light"/>
           <w:b/>
           <w:bCs/>
           <w:sz w:val="34"/>
@@ -1248,6 +1257,7 @@
       <w:bookmarkEnd w:id="5"/>
       <w:r>
         <w:rPr>
+          <w:rFonts w:ascii="Calibri Light" w:hAnsi="Calibri Light" w:eastAsia="Calibri Light"/>
           <w:b/>
           <w:bCs/>
           <w:sz w:val="34"/>
@@ -1705,6 +1715,7 @@
       <w:bookmarkEnd w:id="6"/>
       <w:r>
         <w:rPr>
+          <w:rFonts w:ascii="Calibri Light" w:hAnsi="Calibri Light" w:eastAsia="Calibri Light"/>
           <w:b/>
           <w:bCs/>
           <w:sz w:val="34"/>
@@ -2099,6 +2110,7 @@
       <w:bookmarkEnd w:id="7"/>
       <w:r>
         <w:rPr>
+          <w:rFonts w:ascii="Calibri Light" w:hAnsi="Calibri Light" w:eastAsia="Calibri Light"/>
           <w:b/>
           <w:bCs/>
           <w:sz w:val="34"/>
@@ -2600,6 +2612,7 @@
       <w:bookmarkEnd w:id="8"/>
       <w:r>
         <w:rPr>
+          <w:rFonts w:ascii="Calibri Light" w:hAnsi="Calibri Light" w:eastAsia="Calibri Light"/>
           <w:b/>
           <w:bCs/>
           <w:sz w:val="34"/>
@@ -2796,6 +2809,9 @@
       <w:bookmarkStart w:id="9" w:name="_f6e5xqfnhouz" w:colFirst="0" w:colLast="0"/>
       <w:bookmarkEnd w:id="9"/>
       <w:r>
+        <w:rPr>
+          <w:rFonts w:ascii="Calibri Light" w:hAnsi="Calibri Light" w:eastAsia="Calibri Light"/>
+        </w:rPr>
         <w:t>📌 Summary</w:t>
       </w:r>
     </w:p>
